--- a/blood_submission/output/Blood_article_v8_9_supplemental.docx
+++ b/blood_submission/output/Blood_article_v8_9_supplemental.docx
@@ -167,7 +167,7 @@
           <w:color w:val="404040"/>
           <w:sz w:val="20"/>
         </w:rPr>
-        <w:t>Predicted-risk quintiles versus observed 12-month event rates. Calibration slope = 1.51 and intercept = −0.98, indicating mild under-dispersion of predicted risks. These metrics should be interpreted in the context of n = 44 with 26 events and quasi-complete class separation; minor recalibration would be required for external use.</w:t>
+        <w:t>Predicted-risk quintiles versus observed 12-month event rates. Calibration slope = 1.51 and intercept = −0.98, indicating mild under-dispersion of predicted risks. These metrics should be interpreted in the context of n = 44 with 21 lymphoma EFS events and quasi-complete class separation; minor recalibration would be required for external use.</w:t>
       </w:r>
     </w:p>
     <w:p>
@@ -192,7 +192,7 @@
       <w:r>
         <w:drawing>
           <wp:inline xmlns:a="http://schemas.openxmlformats.org/drawingml/2006/main" xmlns:pic="http://schemas.openxmlformats.org/drawingml/2006/picture">
-            <wp:extent cx="5400000" cy="3804471"/>
+            <wp:extent cx="5400000" cy="3840363"/>
             <wp:docPr id="3" name="Picture 3"/>
             <wp:cNvGraphicFramePr>
               <a:graphicFrameLocks noChangeAspect="1"/>
@@ -213,7 +213,7 @@
                   <pic:spPr>
                     <a:xfrm>
                       <a:off x="0" y="0"/>
-                      <a:ext cx="5400000" cy="3804471"/>
+                      <a:ext cx="5400000" cy="3840363"/>
                     </a:xfrm>
                     <a:prstGeom prst="rect"/>
                   </pic:spPr>
@@ -261,7 +261,7 @@
       <w:r>
         <w:drawing>
           <wp:inline xmlns:a="http://schemas.openxmlformats.org/drawingml/2006/main" xmlns:pic="http://schemas.openxmlformats.org/drawingml/2006/picture">
-            <wp:extent cx="5400000" cy="3461873"/>
+            <wp:extent cx="5400000" cy="3504290"/>
             <wp:docPr id="4" name="Picture 4"/>
             <wp:cNvGraphicFramePr>
               <a:graphicFrameLocks noChangeAspect="1"/>
@@ -282,7 +282,7 @@
                   <pic:spPr>
                     <a:xfrm>
                       <a:off x="0" y="0"/>
-                      <a:ext cx="5400000" cy="3461873"/>
+                      <a:ext cx="5400000" cy="3504290"/>
                     </a:xfrm>
                     <a:prstGeom prst="rect"/>
                   </pic:spPr>
@@ -330,7 +330,7 @@
       <w:r>
         <w:drawing>
           <wp:inline xmlns:a="http://schemas.openxmlformats.org/drawingml/2006/main" xmlns:pic="http://schemas.openxmlformats.org/drawingml/2006/picture">
-            <wp:extent cx="5400000" cy="2665740"/>
+            <wp:extent cx="5400000" cy="2724471"/>
             <wp:docPr id="5" name="Picture 5"/>
             <wp:cNvGraphicFramePr>
               <a:graphicFrameLocks noChangeAspect="1"/>
@@ -351,7 +351,7 @@
                   <pic:spPr>
                     <a:xfrm>
                       <a:off x="0" y="0"/>
-                      <a:ext cx="5400000" cy="2665740"/>
+                      <a:ext cx="5400000" cy="2724471"/>
                     </a:xfrm>
                     <a:prstGeom prst="rect"/>
                   </pic:spPr>
@@ -374,7 +374,7 @@
           <w:color w:val="404040"/>
           <w:sz w:val="20"/>
         </w:rPr>
-        <w:t>1000-iteration percentile bootstrap C-index distributions. The univariable JLCM-ctDNA C-index has negligible .632+ optimism (−0.001 EFS, −0.003 OS), and is reported as the primary discrimination metric (0.81 EFS, 0.79 OS). By contrast, the multivariable C-index exhibits substantial optimism (+0.31 EFS, +0.28 OS), as expected for a 3-covariate Cox model in n = 44 with 26 events and quasi-complete class separation.</w:t>
+        <w:t>1000-iteration percentile bootstrap C-index distributions. The univariable JLCM-ctDNA C-index has negligible .632+ optimism (−0.001 EFS, −0.003 OS), and is reported as the primary discrimination metric (0.81 EFS, 0.79 OS). By contrast, the multivariable C-index exhibits substantial optimism (+0.31 EFS, +0.28 OS), as expected for a 3-covariate Cox model in n = 44 with 21 lymphoma EFS events and quasi-complete class separation.</w:t>
       </w:r>
     </w:p>
     <w:p>
@@ -537,7 +537,7 @@
       <w:r>
         <w:drawing>
           <wp:inline xmlns:a="http://schemas.openxmlformats.org/drawingml/2006/main" xmlns:pic="http://schemas.openxmlformats.org/drawingml/2006/picture">
-            <wp:extent cx="5400000" cy="3696798"/>
+            <wp:extent cx="5400000" cy="3735952"/>
             <wp:docPr id="8" name="Picture 8"/>
             <wp:cNvGraphicFramePr>
               <a:graphicFrameLocks noChangeAspect="1"/>
@@ -558,7 +558,7 @@
                   <pic:spPr>
                     <a:xfrm>
                       <a:off x="0" y="0"/>
-                      <a:ext cx="5400000" cy="3696798"/>
+                      <a:ext cx="5400000" cy="3735952"/>
                     </a:xfrm>
                     <a:prstGeom prst="rect"/>
                   </pic:spPr>
@@ -606,7 +606,7 @@
       <w:r>
         <w:drawing>
           <wp:inline xmlns:a="http://schemas.openxmlformats.org/drawingml/2006/main" xmlns:pic="http://schemas.openxmlformats.org/drawingml/2006/picture">
-            <wp:extent cx="5400000" cy="3987190"/>
+            <wp:extent cx="5400000" cy="4019819"/>
             <wp:docPr id="9" name="Picture 9"/>
             <wp:cNvGraphicFramePr>
               <a:graphicFrameLocks noChangeAspect="1"/>
@@ -627,7 +627,7 @@
                   <pic:spPr>
                     <a:xfrm>
                       <a:off x="0" y="0"/>
-                      <a:ext cx="5400000" cy="3987190"/>
+                      <a:ext cx="5400000" cy="4019819"/>
                     </a:xfrm>
                     <a:prstGeom prst="rect"/>
                   </pic:spPr>
@@ -675,7 +675,7 @@
       <w:r>
         <w:drawing>
           <wp:inline xmlns:a="http://schemas.openxmlformats.org/drawingml/2006/main" xmlns:pic="http://schemas.openxmlformats.org/drawingml/2006/picture">
-            <wp:extent cx="5400000" cy="4548399"/>
+            <wp:extent cx="5400000" cy="4567976"/>
             <wp:docPr id="10" name="Picture 10"/>
             <wp:cNvGraphicFramePr>
               <a:graphicFrameLocks noChangeAspect="1"/>
@@ -696,7 +696,7 @@
                   <pic:spPr>
                     <a:xfrm>
                       <a:off x="0" y="0"/>
-                      <a:ext cx="5400000" cy="4548399"/>
+                      <a:ext cx="5400000" cy="4567976"/>
                     </a:xfrm>
                     <a:prstGeom prst="rect"/>
                   </pic:spPr>
@@ -944,7 +944,7 @@
           <w:i w:val="0"/>
           <w:sz w:val="21"/>
         </w:rPr>
-        <w:t>Apparent and .632+ bootstrap-corrected Harrell C-index. The univariable JLCM-ctDNA C-index has negligible optimism (−0.001 EFS, −0.003 OS) and is reported as the primary discrimination metric throughout the manuscript (0.81 EFS, 0.79 OS). The multivariable C-index exhibits severe optimism (+0.31 EFS, +0.28 OS); the corresponding bootstrap-corrected estimates (0.52 EFS, 0.53 OS) reflect the expected overfitting of a 3-covariate Cox model in 44 patients with 26 events and quasi-complete class separation, and are not interpreted as generalizable performance metrics. The multivariable model is included only to confirm that the JLCM signal is independent of IPI and baseline MTV.</w:t>
+        <w:t>Apparent and .632+ bootstrap-corrected Harrell C-index. The univariable JLCM-ctDNA C-index has negligible optimism (−0.001 EFS, −0.003 OS) and is reported as the primary discrimination metric throughout the manuscript (0.81 EFS, 0.79 OS). The multivariable C-index exhibits severe optimism (+0.31 EFS, +0.28 OS); the corresponding bootstrap-corrected estimates (0.52 EFS, 0.53 OS) reflect the expected overfitting of a 3-covariate Cox model in 44 patients with 21 lymphoma EFS events and quasi-complete class separation, and are not interpreted as generalizable performance metrics. The multivariable model is included only to confirm that the JLCM signal is independent of IPI and baseline MTV.</w:t>
       </w:r>
     </w:p>
     <w:p>
@@ -1017,7 +1017,7 @@
           <w:i w:val="0"/>
           <w:sz w:val="21"/>
         </w:rPr>
-        <w:t>Calibration slope (1.51) and intercept (−0.98) reported. These metrics indicate mild under-dispersion of predicted risks and that minor recalibration would be required for external use; they should be interpreted in the context of n = 44 with 26 events.</w:t>
+        <w:t>Calibration slope (1.51) and intercept (−0.98) reported. These metrics indicate mild under-dispersion of predicted risks and that minor recalibration would be required for external use; they should be interpreted in the context of n = 44 with 21 lymphoma EFS events.</w:t>
       </w:r>
     </w:p>
     <w:p>
@@ -14228,7 +14228,7 @@
                 <w:i w:val="0"/>
                 <w:sz w:val="20"/>
               </w:rPr>
-              <w:t>ridge-penalized HR 17.7 (6.3-50.0)</w:t>
+              <w:t>ridge-penalized HR 15.1 (5.1-44.3)</w:t>
             </w:r>
           </w:p>
         </w:tc>
@@ -14761,7 +14761,7 @@
           <w:i w:val="0"/>
           <w:sz w:val="21"/>
         </w:rPr>
-        <w:t>Continuous benchmarks (M_a, M_b) test whether the JLCM machinery adds information beyond the day-14 absolute value or the linear early decay slope. The JLCM C-index exceeds both benchmarks by approximately 0.20 units. NRI reaches its theoretical maximum because the JLCM perfectly classifies all 22 high-risk EFS events that the continuous benchmarks misclassify under matched thresholds.</w:t>
+        <w:t>Continuous benchmarks (M_a, M_b) test whether the JLCM machinery adds information beyond the day-14 absolute value or the linear early decay slope. The JLCM C-index exceeds both benchmarks by approximately 0.20 units. NRI reaches its theoretical maximum because the JLCM perfectly classifies all 18 high-risk lymphoma EFS events that the continuous benchmarks misclassify under matched thresholds.</w:t>
       </w:r>
     </w:p>
     <w:p>
@@ -15936,7 +15936,7 @@
                 <w:b/>
                 <w:sz w:val="20"/>
               </w:rPr>
-              <w:t>17.1</w:t>
+              <w:t>14.9</w:t>
             </w:r>
           </w:p>
         </w:tc>
@@ -15956,7 +15956,7 @@
                 <w:b/>
                 <w:sz w:val="20"/>
               </w:rPr>
-              <w:t>5.8-50.9</w:t>
+              <w:t>4.8-46.4</w:t>
             </w:r>
           </w:p>
         </w:tc>
@@ -15976,7 +15976,7 @@
                 <w:b/>
                 <w:sz w:val="20"/>
               </w:rPr>
-              <w:t>3.3×10⁻⁷</w:t>
+              <w:t>&lt; .001</w:t>
             </w:r>
           </w:p>
         </w:tc>
@@ -15996,7 +15996,7 @@
                 <w:b/>
                 <w:sz w:val="20"/>
               </w:rPr>
-              <w:t>0.850</w:t>
+              <w:t>0.859</w:t>
             </w:r>
           </w:p>
         </w:tc>
@@ -16921,7 +16921,7 @@
           <w:i w:val="0"/>
           <w:sz w:val="21"/>
         </w:rPr>
-        <w:t>The unpenalized Cox model diverges because of quasi-complete class separation (22/22 EFS events in high-risk vs 4/22 in low-risk). The point estimate of the hazard ratio is strongly dependent on the penalty chosen (range 2.5 to &gt;5000 across reasonable choices), but the direction (HR ≫ 1) and the statistical significance are robust across all methods. Critically, the bootstrap-corrected univariable C-index remains stable at ≈0.85 across the entire grid, indicating that the discriminative information extracted by the classifier is independent of the penalty choice, while the magnitude of the HR is structurally inflated by the separation. Firth penalization (Firth 1993</w:t>
+        <w:t>The unpenalized Cox model diverges because of quasi-complete class separation (18/22 lymphoma EFS events in high-risk vs 3/22 in low-risk). The point estimate of the hazard ratio is strongly dependent on the penalty chosen (range 2.5 to &gt;5000 across reasonable choices), but the direction (HR ≫ 1) and the statistical significance are robust across all methods. Critically, the bootstrap-corrected univariable C-index remains stable at ≈0.85 across the entire grid, indicating that the discriminative information extracted by the classifier is independent of the penalty choice, while the magnitude of the HR is structurally inflated by the separation. Firth penalization (Firth 1993</w:t>
       </w:r>
       <w:r>
         <w:rPr>
@@ -16959,7 +16959,7 @@
           <w:i w:val="0"/>
           <w:sz w:val="21"/>
         </w:rPr>
-        <w:t>) is the canonical solution to monotone likelihood in Cox regression and is reported alongside the ridge estimates for transparency. The main text reports the ridge λ = 0.1 estimate (17.7 EFS univariable, 17.1 multivariable; 8.4 OS univariable, 7.75 multivariable) as the published headline number with the Firth estimate cited in the Discussion as a sensitivity reference.</w:t>
+        <w:t>) is the canonical solution to monotone likelihood in Cox regression and is reported alongside the ridge estimates for transparency. The main text reports the ridge λ = 0.1 estimate (15.1 EFS univariable, 14.9 multivariable; 8.4 OS univariable, 7.75 multivariable) as the published headline number with the Firth estimate cited in the Discussion as a sensitivity reference.</w:t>
       </w:r>
     </w:p>
     <w:sectPr>

--- a/blood_submission/output/Blood_article_v8_9_supplemental.docx
+++ b/blood_submission/output/Blood_article_v8_9_supplemental.docx
@@ -858,6 +858,75 @@
           <w:sz w:val="20"/>
         </w:rPr>
         <w:t>Theoretical mean trajectories alone (panel A of main Figure 1).</w:t>
+      </w:r>
+    </w:p>
+    <w:p>
+      <w:pPr>
+        <w:keepNext/>
+        <w:spacing w:before="280" w:after="160" w:line="288" w:lineRule="auto"/>
+      </w:pPr>
+      <w:r>
+        <w:rPr>
+          <w:rFonts w:ascii="Times New Roman" w:hAnsi="Times New Roman"/>
+          <w:b/>
+          <w:sz w:val="28"/>
+        </w:rPr>
+        <w:t>Supplemental Figure S13. Pipeline-induced divergence between routine and trial-grade variant calling beyond day 14</w:t>
+      </w:r>
+    </w:p>
+    <w:p>
+      <w:pPr>
+        <w:spacing w:before="160" w:after="40" w:line="240" w:lineRule="auto"/>
+        <w:jc w:val="center"/>
+      </w:pPr>
+      <w:r>
+        <w:drawing>
+          <wp:inline xmlns:a="http://schemas.openxmlformats.org/drawingml/2006/main" xmlns:pic="http://schemas.openxmlformats.org/drawingml/2006/picture">
+            <wp:extent cx="5400000" cy="2139471"/>
+            <wp:docPr id="13" name="Picture 13"/>
+            <wp:cNvGraphicFramePr>
+              <a:graphicFrameLocks noChangeAspect="1"/>
+            </wp:cNvGraphicFramePr>
+            <a:graphic>
+              <a:graphicData uri="http://schemas.openxmlformats.org/drawingml/2006/picture">
+                <pic:pic>
+                  <pic:nvPicPr>
+                    <pic:cNvPr id="0" name="Explo_deviation_by_timepoint.png"/>
+                    <pic:cNvPicPr/>
+                  </pic:nvPicPr>
+                  <pic:blipFill>
+                    <a:blip r:embed="rId21"/>
+                    <a:stretch>
+                      <a:fillRect/>
+                    </a:stretch>
+                  </pic:blipFill>
+                  <pic:spPr>
+                    <a:xfrm>
+                      <a:off x="0" y="0"/>
+                      <a:ext cx="5400000" cy="2139471"/>
+                    </a:xfrm>
+                    <a:prstGeom prst="rect"/>
+                  </pic:spPr>
+                </pic:pic>
+              </a:graphicData>
+            </a:graphic>
+          </wp:inline>
+        </w:drawing>
+      </w:r>
+    </w:p>
+    <w:p>
+      <w:pPr>
+        <w:spacing w:before="0" w:after="200" w:line="276" w:lineRule="auto"/>
+        <w:jc w:val="center"/>
+      </w:pPr>
+      <w:r>
+        <w:rPr>
+          <w:rFonts w:ascii="Times New Roman" w:hAnsi="Times New Roman"/>
+          <w:i/>
+          <w:color w:val="404040"/>
+          <w:sz w:val="20"/>
+        </w:rPr>
+        <w:t>Median log₁₀ hEG per timepoint in the ALYCANTE training cohort (processed through the trial-grade phased-variants pipeline: statistical filtering, Monte-Carlo significance testing, duplex UMI polishing) versus the Henri-Mondor validation cohort (processed through the routine clinical pipeline: analyst-supervised, no statistical filtering). **Panel A** : ALYCANTE low-risk patients reach the MRD-negative imputation floor (log₁₀ hEG = −6, equivalent to undetectable ctDNA) by month 1 and remain there through month 12, whereas Henri-Mondor low-risk patients remain in the −0.3 to +0.2 log₁₀ range across all post-D14 timepoints because the routine pipeline does not measure values below ≈10⁻¹ hEG/mL (0 of 18 Henri-Mondor patients classified MRD-negative at D14, versus 23 of 51 [45%] in ALYCANTE). **Panel B** : deviation defined as (Henri-Mondor median − ALYCANTE median) per timepoint and per class. The deviation is &lt; 0.5 log₁₀ at D0 and D14 (the calibration anchor window) but exceeds 5.7 log₁₀ from M1 onward in the low-risk class, with the high-risk deviation remaining &lt; 1.3 log₁₀ throughout. The sharp deviation onset between D14 and M1 in the low-risk class reflects the inability of the routine pipeline to discriminate residual tumor signal from clonal hematopoiesis and panel artifacts once ctDNA falls below the routine quantification floor. **At D14 the two pipelines converge** (median log₁₀ hEG deviation, −0.06 in ALYCANTE vs +0.18 in Henri-Mondor across all classifiable patients), allowing pipeline-independent classifier deployment. **Beyond D14 the pipelines diverge**, defining D14 as the deployment boundary in current routine clinical implementations and motivating patient-specific variant tracking or routine implementation of phased-variants statistical filtering for extension to later timepoints.</w:t>
       </w:r>
     </w:p>
     <w:p>
